--- a/public/docs/fase1/matriz_poder_interes_ajuptel.docx
+++ b/public/docs/fase1/matriz_poder_interes_ajuptel.docx
@@ -657,7 +657,23 @@
           <w:sz w:val="24"/>
           <w:szCs w:val="24"/>
         </w:rPr>
-        <w:t xml:space="preserve">Prof. Dr. Luis Rivas </w:t>
+        <w:t xml:space="preserve">Prof. </w:t>
+      </w:r>
+      <w:r>
+        <w:rPr>
+          <w:rFonts w:ascii="Arial" w:hAnsi="Arial" w:cs="Arial"/>
+          <w:sz w:val="24"/>
+          <w:szCs w:val="24"/>
+        </w:rPr>
+        <w:t>Ing</w:t>
+      </w:r>
+      <w:r>
+        <w:rPr>
+          <w:rFonts w:ascii="Arial" w:hAnsi="Arial" w:cs="Arial"/>
+          <w:sz w:val="24"/>
+          <w:szCs w:val="24"/>
+        </w:rPr>
+        <w:t xml:space="preserve">. Luis Rivas </w:t>
       </w:r>
       <w:proofErr w:type="spellStart"/>
       <w:r>
@@ -882,7 +898,25 @@
           <w:sz w:val="24"/>
           <w:szCs w:val="24"/>
         </w:rPr>
-        <w:t xml:space="preserve">Matriz de Poder e Interés de los Stakeholders, </w:t>
+        <w:t xml:space="preserve">Matriz de Poder e Interés de los </w:t>
+      </w:r>
+      <w:proofErr w:type="spellStart"/>
+      <w:r>
+        <w:rPr>
+          <w:rFonts w:ascii="Arial" w:hAnsi="Arial" w:cs="Arial"/>
+          <w:sz w:val="24"/>
+          <w:szCs w:val="24"/>
+        </w:rPr>
+        <w:t>Stakeholders</w:t>
+      </w:r>
+      <w:proofErr w:type="spellEnd"/>
+      <w:r>
+        <w:rPr>
+          <w:rFonts w:ascii="Arial" w:hAnsi="Arial" w:cs="Arial"/>
+          <w:sz w:val="24"/>
+          <w:szCs w:val="24"/>
+        </w:rPr>
+        <w:t xml:space="preserve">, </w:t>
       </w:r>
       <w:r>
         <w:rPr>
@@ -936,7 +970,25 @@
           <w:sz w:val="24"/>
           <w:szCs w:val="24"/>
         </w:rPr>
-        <w:t xml:space="preserve">describe cuales son los stakeholders clave del proyecto, y </w:t>
+        <w:t xml:space="preserve">describe cuales son los </w:t>
+      </w:r>
+      <w:proofErr w:type="spellStart"/>
+      <w:r>
+        <w:rPr>
+          <w:rFonts w:ascii="Arial" w:hAnsi="Arial" w:cs="Arial"/>
+          <w:sz w:val="24"/>
+          <w:szCs w:val="24"/>
+        </w:rPr>
+        <w:t>stakeholders</w:t>
+      </w:r>
+      <w:proofErr w:type="spellEnd"/>
+      <w:r>
+        <w:rPr>
+          <w:rFonts w:ascii="Arial" w:hAnsi="Arial" w:cs="Arial"/>
+          <w:sz w:val="24"/>
+          <w:szCs w:val="24"/>
+        </w:rPr>
+        <w:t xml:space="preserve"> clave del proyecto, y </w:t>
       </w:r>
       <w:r>
         <w:rPr>
@@ -1270,6 +1322,12 @@
         <w:rPr>
           <w:lang w:val="es-MX" w:eastAsia="en-US"/>
         </w:rPr>
+        <w:instrText xml:space="preserve"> \* MERGEFORMAT </w:instrText>
+      </w:r>
+      <w:r>
+        <w:rPr>
+          <w:lang w:val="es-MX" w:eastAsia="en-US"/>
+        </w:rPr>
         <w:fldChar w:fldCharType="separate"/>
       </w:r>
     </w:p>
@@ -1283,18 +1341,18 @@
         <w:tblLook w:val="04A0" w:firstRow="1" w:lastRow="0" w:firstColumn="1" w:lastColumn="0" w:noHBand="0" w:noVBand="1"/>
       </w:tblPr>
       <w:tblGrid>
-        <w:gridCol w:w="1437"/>
-        <w:gridCol w:w="1320"/>
-        <w:gridCol w:w="1037"/>
-        <w:gridCol w:w="1102"/>
-        <w:gridCol w:w="1427"/>
-        <w:gridCol w:w="1756"/>
-        <w:gridCol w:w="1665"/>
+        <w:gridCol w:w="1428"/>
+        <w:gridCol w:w="1313"/>
+        <w:gridCol w:w="1033"/>
+        <w:gridCol w:w="1101"/>
+        <w:gridCol w:w="1413"/>
+        <w:gridCol w:w="1728"/>
+        <w:gridCol w:w="1624"/>
         <w:gridCol w:w="541"/>
-        <w:gridCol w:w="485"/>
-        <w:gridCol w:w="1296"/>
-        <w:gridCol w:w="894"/>
-        <w:gridCol w:w="1640"/>
+        <w:gridCol w:w="630"/>
+        <w:gridCol w:w="1286"/>
+        <w:gridCol w:w="892"/>
+        <w:gridCol w:w="1611"/>
       </w:tblGrid>
       <w:tr>
         <w:trPr>
@@ -1886,7 +1944,7 @@
         </w:tc>
         <w:tc>
           <w:tcPr>
-            <w:tcW w:w="0" w:type="auto"/>
+            <w:tcW w:w="630" w:type="dxa"/>
             <w:tcBorders>
               <w:top w:val="nil"/>
               <w:left w:val="nil"/>
@@ -1928,7 +1986,7 @@
         </w:tc>
         <w:tc>
           <w:tcPr>
-            <w:tcW w:w="0" w:type="auto"/>
+            <w:tcW w:w="1151" w:type="dxa"/>
             <w:tcBorders>
               <w:top w:val="nil"/>
               <w:left w:val="nil"/>
@@ -2353,7 +2411,7 @@
         </w:tc>
         <w:tc>
           <w:tcPr>
-            <w:tcW w:w="0" w:type="auto"/>
+            <w:tcW w:w="630" w:type="dxa"/>
             <w:tcBorders>
               <w:top w:val="nil"/>
               <w:left w:val="nil"/>
@@ -2389,7 +2447,7 @@
         </w:tc>
         <w:tc>
           <w:tcPr>
-            <w:tcW w:w="0" w:type="auto"/>
+            <w:tcW w:w="1151" w:type="dxa"/>
             <w:tcBorders>
               <w:top w:val="nil"/>
               <w:left w:val="nil"/>
@@ -2834,7 +2892,7 @@
         </w:tc>
         <w:tc>
           <w:tcPr>
-            <w:tcW w:w="0" w:type="auto"/>
+            <w:tcW w:w="630" w:type="dxa"/>
             <w:tcBorders>
               <w:top w:val="nil"/>
               <w:left w:val="nil"/>
@@ -2870,7 +2928,7 @@
         </w:tc>
         <w:tc>
           <w:tcPr>
-            <w:tcW w:w="0" w:type="auto"/>
+            <w:tcW w:w="1151" w:type="dxa"/>
             <w:tcBorders>
               <w:top w:val="nil"/>
               <w:left w:val="nil"/>
@@ -3338,7 +3396,7 @@
         </w:tc>
         <w:tc>
           <w:tcPr>
-            <w:tcW w:w="0" w:type="auto"/>
+            <w:tcW w:w="630" w:type="dxa"/>
             <w:tcBorders>
               <w:top w:val="single" w:sz="4" w:space="0" w:color="auto"/>
               <w:left w:val="single" w:sz="4" w:space="0" w:color="auto"/>
@@ -3374,7 +3432,7 @@
         </w:tc>
         <w:tc>
           <w:tcPr>
-            <w:tcW w:w="0" w:type="auto"/>
+            <w:tcW w:w="1151" w:type="dxa"/>
             <w:tcBorders>
               <w:top w:val="single" w:sz="4" w:space="0" w:color="auto"/>
               <w:left w:val="single" w:sz="4" w:space="0" w:color="auto"/>
@@ -3885,7 +3943,7 @@
         </w:tc>
         <w:tc>
           <w:tcPr>
-            <w:tcW w:w="0" w:type="auto"/>
+            <w:tcW w:w="630" w:type="dxa"/>
             <w:tcBorders>
               <w:top w:val="single" w:sz="4" w:space="0" w:color="auto"/>
               <w:left w:val="nil"/>
@@ -3921,7 +3979,7 @@
         </w:tc>
         <w:tc>
           <w:tcPr>
-            <w:tcW w:w="0" w:type="auto"/>
+            <w:tcW w:w="1151" w:type="dxa"/>
             <w:tcBorders>
               <w:top w:val="single" w:sz="4" w:space="0" w:color="auto"/>
               <w:left w:val="nil"/>
@@ -4409,7 +4467,7 @@
         </w:tc>
         <w:tc>
           <w:tcPr>
-            <w:tcW w:w="0" w:type="auto"/>
+            <w:tcW w:w="630" w:type="dxa"/>
             <w:tcBorders>
               <w:top w:val="single" w:sz="4" w:space="0" w:color="auto"/>
               <w:left w:val="single" w:sz="4" w:space="0" w:color="auto"/>
@@ -4445,7 +4503,7 @@
         </w:tc>
         <w:tc>
           <w:tcPr>
-            <w:tcW w:w="0" w:type="auto"/>
+            <w:tcW w:w="1151" w:type="dxa"/>
             <w:tcBorders>
               <w:top w:val="single" w:sz="4" w:space="0" w:color="auto"/>
               <w:left w:val="single" w:sz="4" w:space="0" w:color="auto"/>
@@ -4900,7 +4958,7 @@
         </w:tc>
         <w:tc>
           <w:tcPr>
-            <w:tcW w:w="0" w:type="auto"/>
+            <w:tcW w:w="630" w:type="dxa"/>
             <w:tcBorders>
               <w:top w:val="single" w:sz="4" w:space="0" w:color="auto"/>
               <w:left w:val="nil"/>
@@ -4936,7 +4994,7 @@
         </w:tc>
         <w:tc>
           <w:tcPr>
-            <w:tcW w:w="0" w:type="auto"/>
+            <w:tcW w:w="1151" w:type="dxa"/>
             <w:tcBorders>
               <w:top w:val="single" w:sz="4" w:space="0" w:color="auto"/>
               <w:left w:val="nil"/>
@@ -5349,7 +5407,7 @@
         </w:tc>
         <w:tc>
           <w:tcPr>
-            <w:tcW w:w="0" w:type="auto"/>
+            <w:tcW w:w="630" w:type="dxa"/>
             <w:tcBorders>
               <w:top w:val="nil"/>
               <w:left w:val="nil"/>
@@ -5385,7 +5443,7 @@
         </w:tc>
         <w:tc>
           <w:tcPr>
-            <w:tcW w:w="0" w:type="auto"/>
+            <w:tcW w:w="1151" w:type="dxa"/>
             <w:tcBorders>
               <w:top w:val="nil"/>
               <w:left w:val="nil"/>
@@ -5787,7 +5845,7 @@
         </w:tc>
         <w:tc>
           <w:tcPr>
-            <w:tcW w:w="0" w:type="auto"/>
+            <w:tcW w:w="630" w:type="dxa"/>
             <w:tcBorders>
               <w:top w:val="single" w:sz="4" w:space="0" w:color="auto"/>
               <w:left w:val="single" w:sz="4" w:space="0" w:color="auto"/>
@@ -5823,7 +5881,7 @@
         </w:tc>
         <w:tc>
           <w:tcPr>
-            <w:tcW w:w="0" w:type="auto"/>
+            <w:tcW w:w="1151" w:type="dxa"/>
             <w:tcBorders>
               <w:top w:val="single" w:sz="4" w:space="0" w:color="auto"/>
               <w:left w:val="single" w:sz="4" w:space="0" w:color="auto"/>
